--- a/Talleres/2_Taller_Condicionales.docx
+++ b/Talleres/2_Taller_Condicionales.docx
@@ -382,6 +382,7 @@
               <w:ind w:left="720"/>
               <w:rPr>
                 <w:rFonts w:asciiTheme="majorHAnsi" w:hAnsiTheme="majorHAnsi" w:cstheme="majorHAnsi"/>
+                <w:lang w:val="es-419"/>
               </w:rPr>
             </w:pPr>
           </w:p>
@@ -1014,321 +1015,66 @@
               <w:ind w:left="360"/>
               <w:rPr>
                 <w:rFonts w:asciiTheme="majorHAnsi" w:hAnsiTheme="majorHAnsi" w:cstheme="majorHAnsi"/>
-              </w:rPr>
-            </w:pPr>
-            <w:proofErr w:type="spellStart"/>
-            <w:r>
-              <w:rPr>
-                <w:rFonts w:asciiTheme="majorHAnsi" w:hAnsiTheme="majorHAnsi" w:cstheme="majorHAnsi"/>
-              </w:rPr>
-              <w:t>Diseñe</w:t>
-            </w:r>
-            <w:proofErr w:type="spellEnd"/>
-            <w:r>
-              <w:rPr>
-                <w:rFonts w:asciiTheme="majorHAnsi" w:hAnsiTheme="majorHAnsi" w:cstheme="majorHAnsi"/>
-              </w:rPr>
-              <w:t xml:space="preserve"> un </w:t>
-            </w:r>
-            <w:proofErr w:type="spellStart"/>
-            <w:r>
-              <w:rPr>
-                <w:rFonts w:asciiTheme="majorHAnsi" w:hAnsiTheme="majorHAnsi" w:cstheme="majorHAnsi"/>
-              </w:rPr>
-              <w:t>algoritmo</w:t>
-            </w:r>
-            <w:proofErr w:type="spellEnd"/>
-            <w:r>
-              <w:rPr>
-                <w:rFonts w:asciiTheme="majorHAnsi" w:hAnsiTheme="majorHAnsi" w:cstheme="majorHAnsi"/>
-              </w:rPr>
-              <w:t xml:space="preserve"> que y </w:t>
-            </w:r>
-            <w:proofErr w:type="spellStart"/>
-            <w:r>
-              <w:rPr>
-                <w:rFonts w:asciiTheme="majorHAnsi" w:hAnsiTheme="majorHAnsi" w:cstheme="majorHAnsi"/>
-              </w:rPr>
-              <w:t>escriba</w:t>
-            </w:r>
-            <w:proofErr w:type="spellEnd"/>
-            <w:r>
-              <w:rPr>
-                <w:rFonts w:asciiTheme="majorHAnsi" w:hAnsiTheme="majorHAnsi" w:cstheme="majorHAnsi"/>
-              </w:rPr>
-              <w:t xml:space="preserve"> un </w:t>
-            </w:r>
-            <w:proofErr w:type="spellStart"/>
-            <w:proofErr w:type="gramStart"/>
-            <w:r>
-              <w:rPr>
-                <w:rFonts w:asciiTheme="majorHAnsi" w:hAnsiTheme="majorHAnsi" w:cstheme="majorHAnsi"/>
-              </w:rPr>
-              <w:t>programa</w:t>
-            </w:r>
-            <w:proofErr w:type="spellEnd"/>
-            <w:r>
-              <w:rPr>
-                <w:rFonts w:asciiTheme="majorHAnsi" w:hAnsiTheme="majorHAnsi" w:cstheme="majorHAnsi"/>
-              </w:rPr>
-              <w:t xml:space="preserve">  </w:t>
-            </w:r>
-            <w:proofErr w:type="spellStart"/>
-            <w:r>
-              <w:rPr>
-                <w:rFonts w:asciiTheme="majorHAnsi" w:hAnsiTheme="majorHAnsi" w:cstheme="majorHAnsi"/>
-              </w:rPr>
-              <w:t>en</w:t>
-            </w:r>
-            <w:proofErr w:type="spellEnd"/>
-            <w:proofErr w:type="gramEnd"/>
-            <w:r>
-              <w:rPr>
-                <w:rFonts w:asciiTheme="majorHAnsi" w:hAnsiTheme="majorHAnsi" w:cstheme="majorHAnsi"/>
-              </w:rPr>
-              <w:t xml:space="preserve"> </w:t>
+                <w:lang w:val="es-419"/>
+              </w:rPr>
+            </w:pPr>
+            <w:r>
+              <w:rPr>
+                <w:rFonts w:asciiTheme="majorHAnsi" w:hAnsiTheme="majorHAnsi" w:cstheme="majorHAnsi"/>
+                <w:lang w:val="es-419"/>
+              </w:rPr>
+              <w:t xml:space="preserve">Diseñe un algoritmo que y escriba un programa  en </w:t>
             </w:r>
             <w:r>
               <w:rPr>
                 <w:rFonts w:asciiTheme="majorHAnsi" w:hAnsiTheme="majorHAnsi" w:cstheme="majorHAnsi"/>
                 <w:b/>
+                <w:lang w:val="es-419"/>
               </w:rPr>
               <w:t>C</w:t>
             </w:r>
             <w:r>
               <w:rPr>
                 <w:rFonts w:asciiTheme="majorHAnsi" w:hAnsiTheme="majorHAnsi" w:cstheme="majorHAnsi"/>
-              </w:rPr>
-              <w:t xml:space="preserve">, que </w:t>
-            </w:r>
-            <w:proofErr w:type="spellStart"/>
-            <w:r>
-              <w:rPr>
-                <w:rFonts w:asciiTheme="majorHAnsi" w:hAnsiTheme="majorHAnsi" w:cstheme="majorHAnsi"/>
-              </w:rPr>
-              <w:t>solicite</w:t>
-            </w:r>
-            <w:proofErr w:type="spellEnd"/>
-            <w:r>
-              <w:rPr>
-                <w:rFonts w:asciiTheme="majorHAnsi" w:hAnsiTheme="majorHAnsi" w:cstheme="majorHAnsi"/>
-              </w:rPr>
-              <w:t xml:space="preserve"> al </w:t>
-            </w:r>
-            <w:proofErr w:type="spellStart"/>
-            <w:r>
-              <w:rPr>
-                <w:rFonts w:asciiTheme="majorHAnsi" w:hAnsiTheme="majorHAnsi" w:cstheme="majorHAnsi"/>
-              </w:rPr>
-              <w:t>usuario</w:t>
-            </w:r>
-            <w:proofErr w:type="spellEnd"/>
-            <w:r>
-              <w:rPr>
-                <w:rFonts w:asciiTheme="majorHAnsi" w:hAnsiTheme="majorHAnsi" w:cstheme="majorHAnsi"/>
-              </w:rPr>
-              <w:t xml:space="preserve"> (</w:t>
-            </w:r>
-            <w:proofErr w:type="spellStart"/>
-            <w:r>
-              <w:rPr>
-                <w:rFonts w:asciiTheme="majorHAnsi" w:hAnsiTheme="majorHAnsi" w:cstheme="majorHAnsi"/>
-              </w:rPr>
-              <w:t>dato</w:t>
-            </w:r>
-            <w:proofErr w:type="spellEnd"/>
-            <w:r>
-              <w:rPr>
-                <w:rFonts w:asciiTheme="majorHAnsi" w:hAnsiTheme="majorHAnsi" w:cstheme="majorHAnsi"/>
-              </w:rPr>
-              <w:t xml:space="preserve"> </w:t>
-            </w:r>
-            <w:proofErr w:type="spellStart"/>
-            <w:r>
-              <w:rPr>
-                <w:rFonts w:asciiTheme="majorHAnsi" w:hAnsiTheme="majorHAnsi" w:cstheme="majorHAnsi"/>
-              </w:rPr>
-              <w:t>entero</w:t>
-            </w:r>
-            <w:proofErr w:type="spellEnd"/>
-            <w:r>
-              <w:rPr>
-                <w:rFonts w:asciiTheme="majorHAnsi" w:hAnsiTheme="majorHAnsi" w:cstheme="majorHAnsi"/>
-              </w:rPr>
-              <w:t xml:space="preserve">) </w:t>
-            </w:r>
-            <w:proofErr w:type="spellStart"/>
-            <w:r>
-              <w:rPr>
-                <w:rFonts w:asciiTheme="majorHAnsi" w:hAnsiTheme="majorHAnsi" w:cstheme="majorHAnsi"/>
-              </w:rPr>
-              <w:t>el</w:t>
-            </w:r>
-            <w:proofErr w:type="spellEnd"/>
-            <w:r>
-              <w:rPr>
-                <w:rFonts w:asciiTheme="majorHAnsi" w:hAnsiTheme="majorHAnsi" w:cstheme="majorHAnsi"/>
-              </w:rPr>
-              <w:t xml:space="preserve"> </w:t>
-            </w:r>
-            <w:proofErr w:type="spellStart"/>
-            <w:r>
-              <w:rPr>
-                <w:rFonts w:asciiTheme="majorHAnsi" w:hAnsiTheme="majorHAnsi" w:cstheme="majorHAnsi"/>
-              </w:rPr>
-              <w:t>número</w:t>
-            </w:r>
-            <w:proofErr w:type="spellEnd"/>
-            <w:r>
-              <w:rPr>
-                <w:rFonts w:asciiTheme="majorHAnsi" w:hAnsiTheme="majorHAnsi" w:cstheme="majorHAnsi"/>
-              </w:rPr>
-              <w:t xml:space="preserve"> de </w:t>
-            </w:r>
-            <w:r>
-              <w:rPr>
-                <w:rFonts w:asciiTheme="majorHAnsi" w:hAnsiTheme="majorHAnsi" w:cstheme="majorHAnsi"/>
-              </w:rPr>
-              <w:t xml:space="preserve">camas y </w:t>
-            </w:r>
-            <w:proofErr w:type="spellStart"/>
-            <w:r>
-              <w:rPr>
-                <w:rFonts w:asciiTheme="majorHAnsi" w:hAnsiTheme="majorHAnsi" w:cstheme="majorHAnsi"/>
-              </w:rPr>
-              <w:t>si</w:t>
-            </w:r>
-            <w:proofErr w:type="spellEnd"/>
-            <w:r>
-              <w:rPr>
-                <w:rFonts w:asciiTheme="majorHAnsi" w:hAnsiTheme="majorHAnsi" w:cstheme="majorHAnsi"/>
-              </w:rPr>
-              <w:t xml:space="preserve"> </w:t>
-            </w:r>
-            <w:proofErr w:type="spellStart"/>
-            <w:r>
-              <w:rPr>
-                <w:rFonts w:asciiTheme="majorHAnsi" w:hAnsiTheme="majorHAnsi" w:cstheme="majorHAnsi"/>
-              </w:rPr>
-              <w:t>desea</w:t>
-            </w:r>
-            <w:proofErr w:type="spellEnd"/>
-            <w:r>
-              <w:rPr>
-                <w:rFonts w:asciiTheme="majorHAnsi" w:hAnsiTheme="majorHAnsi" w:cstheme="majorHAnsi"/>
-              </w:rPr>
-              <w:t xml:space="preserve"> VE o AA</w:t>
-            </w:r>
-            <w:r>
-              <w:rPr>
-                <w:rFonts w:asciiTheme="majorHAnsi" w:hAnsiTheme="majorHAnsi" w:cstheme="majorHAnsi"/>
+                <w:lang w:val="es-419"/>
+              </w:rPr>
+              <w:t xml:space="preserve">, que solicite al usuario (dato entero) el número de </w:t>
+            </w:r>
+            <w:r>
+              <w:rPr>
+                <w:rFonts w:asciiTheme="majorHAnsi" w:hAnsiTheme="majorHAnsi" w:cstheme="majorHAnsi"/>
+                <w:lang w:val="es-419"/>
+              </w:rPr>
+              <w:t>camas y si desea VE o AA</w:t>
+            </w:r>
+            <w:r>
+              <w:rPr>
+                <w:rFonts w:asciiTheme="majorHAnsi" w:hAnsiTheme="majorHAnsi" w:cstheme="majorHAnsi"/>
+                <w:lang w:val="es-419"/>
               </w:rPr>
               <w:t xml:space="preserve">, </w:t>
             </w:r>
             <w:r>
               <w:rPr>
                 <w:rFonts w:asciiTheme="majorHAnsi" w:hAnsiTheme="majorHAnsi" w:cstheme="majorHAnsi"/>
-              </w:rPr>
-              <w:t xml:space="preserve">y </w:t>
-            </w:r>
-            <w:proofErr w:type="spellStart"/>
-            <w:r>
-              <w:rPr>
-                <w:rFonts w:asciiTheme="majorHAnsi" w:hAnsiTheme="majorHAnsi" w:cstheme="majorHAnsi"/>
-              </w:rPr>
-              <w:t>muestre</w:t>
-            </w:r>
-            <w:proofErr w:type="spellEnd"/>
-            <w:r>
-              <w:rPr>
-                <w:rFonts w:asciiTheme="majorHAnsi" w:hAnsiTheme="majorHAnsi" w:cstheme="majorHAnsi"/>
-              </w:rPr>
-              <w:t xml:space="preserve"> </w:t>
-            </w:r>
-            <w:proofErr w:type="spellStart"/>
-            <w:r>
-              <w:rPr>
-                <w:rFonts w:asciiTheme="majorHAnsi" w:hAnsiTheme="majorHAnsi" w:cstheme="majorHAnsi"/>
-              </w:rPr>
-              <w:t>el</w:t>
-            </w:r>
-            <w:proofErr w:type="spellEnd"/>
-            <w:r>
-              <w:rPr>
-                <w:rFonts w:asciiTheme="majorHAnsi" w:hAnsiTheme="majorHAnsi" w:cstheme="majorHAnsi"/>
-              </w:rPr>
-              <w:t xml:space="preserve"> (los) </w:t>
-            </w:r>
-            <w:proofErr w:type="spellStart"/>
-            <w:r>
-              <w:rPr>
-                <w:rFonts w:asciiTheme="majorHAnsi" w:hAnsiTheme="majorHAnsi" w:cstheme="majorHAnsi"/>
-              </w:rPr>
-              <w:t>números</w:t>
-            </w:r>
-            <w:proofErr w:type="spellEnd"/>
-            <w:r>
-              <w:rPr>
-                <w:rFonts w:asciiTheme="majorHAnsi" w:hAnsiTheme="majorHAnsi" w:cstheme="majorHAnsi"/>
-              </w:rPr>
-              <w:t xml:space="preserve"> de </w:t>
-            </w:r>
-            <w:proofErr w:type="spellStart"/>
-            <w:r>
-              <w:rPr>
-                <w:rFonts w:asciiTheme="majorHAnsi" w:hAnsiTheme="majorHAnsi" w:cstheme="majorHAnsi"/>
-              </w:rPr>
-              <w:t>habitación</w:t>
-            </w:r>
-            <w:proofErr w:type="spellEnd"/>
-            <w:r>
-              <w:rPr>
-                <w:rFonts w:asciiTheme="majorHAnsi" w:hAnsiTheme="majorHAnsi" w:cstheme="majorHAnsi"/>
-              </w:rPr>
-              <w:t xml:space="preserve"> y</w:t>
-            </w:r>
-            <w:r>
-              <w:rPr>
-                <w:rFonts w:asciiTheme="majorHAnsi" w:hAnsiTheme="majorHAnsi" w:cstheme="majorHAnsi"/>
+                <w:lang w:val="es-419"/>
+              </w:rPr>
+              <w:t>y muestre el (los) números de habitación y</w:t>
+            </w:r>
+            <w:r>
+              <w:rPr>
+                <w:rFonts w:asciiTheme="majorHAnsi" w:hAnsiTheme="majorHAnsi" w:cstheme="majorHAnsi"/>
+                <w:lang w:val="es-419"/>
               </w:rPr>
               <w:t xml:space="preserve"> la planta y </w:t>
             </w:r>
-            <w:proofErr w:type="spellStart"/>
-            <w:r>
-              <w:rPr>
-                <w:rFonts w:asciiTheme="majorHAnsi" w:hAnsiTheme="majorHAnsi" w:cstheme="majorHAnsi"/>
-              </w:rPr>
-              <w:t>donde</w:t>
-            </w:r>
-            <w:proofErr w:type="spellEnd"/>
-            <w:r>
-              <w:rPr>
-                <w:rFonts w:asciiTheme="majorHAnsi" w:hAnsiTheme="majorHAnsi" w:cstheme="majorHAnsi"/>
-              </w:rPr>
-              <w:t xml:space="preserve"> se </w:t>
-            </w:r>
-            <w:proofErr w:type="spellStart"/>
-            <w:r>
-              <w:rPr>
-                <w:rFonts w:asciiTheme="majorHAnsi" w:hAnsiTheme="majorHAnsi" w:cstheme="majorHAnsi"/>
-              </w:rPr>
-              <w:t>puede</w:t>
-            </w:r>
-            <w:proofErr w:type="spellEnd"/>
-            <w:r>
-              <w:rPr>
-                <w:rFonts w:asciiTheme="majorHAnsi" w:hAnsiTheme="majorHAnsi" w:cstheme="majorHAnsi"/>
-              </w:rPr>
-              <w:t xml:space="preserve"> </w:t>
-            </w:r>
-            <w:proofErr w:type="spellStart"/>
-            <w:r>
-              <w:rPr>
-                <w:rFonts w:asciiTheme="majorHAnsi" w:hAnsiTheme="majorHAnsi" w:cstheme="majorHAnsi"/>
-              </w:rPr>
-              <w:t>alojar</w:t>
-            </w:r>
-            <w:proofErr w:type="spellEnd"/>
+            <w:r>
+              <w:rPr>
+                <w:rFonts w:asciiTheme="majorHAnsi" w:hAnsiTheme="majorHAnsi" w:cstheme="majorHAnsi"/>
+                <w:lang w:val="es-419"/>
+              </w:rPr>
+              <w:t>donde se puede alojar</w:t>
+            </w:r>
           </w:p>
           <w:p>
             <w:pPr>
@@ -1342,6 +1088,7 @@
               </w:pBdr>
               <w:rPr>
                 <w:rFonts w:asciiTheme="majorHAnsi" w:hAnsiTheme="majorHAnsi" w:cstheme="majorHAnsi"/>
+                <w:lang w:val="es-419"/>
               </w:rPr>
             </w:pPr>
           </w:p>
@@ -1358,6 +1105,7 @@
               <w:rPr>
                 <w:rFonts w:asciiTheme="majorHAnsi" w:hAnsiTheme="majorHAnsi" w:cstheme="majorHAnsi"/>
                 <w:highlight w:val="white"/>
+                <w:lang w:val="es-419"/>
               </w:rPr>
             </w:pPr>
           </w:p>
@@ -1402,6 +1150,7 @@
               <w:rPr>
                 <w:rFonts w:asciiTheme="majorHAnsi" w:hAnsiTheme="majorHAnsi" w:cstheme="majorHAnsi"/>
                 <w:highlight w:val="white"/>
+                <w:lang w:val="es-419"/>
               </w:rPr>
             </w:pPr>
           </w:p>
@@ -1430,53 +1179,21 @@
                 <w:rFonts w:asciiTheme="majorHAnsi" w:hAnsiTheme="majorHAnsi" w:cstheme="majorHAnsi"/>
                 <w:highlight w:val="white"/>
               </w:rPr>
-              <w:t xml:space="preserve">Un restaurante vende 3 platos. Si el cliente solicita el plato </w:t>
-            </w:r>
-            <w:proofErr w:type="gramStart"/>
+              <w:t xml:space="preserve">Un restaurante vende 3 platos. Si el cliente solicita el plato 1,  le dan el postre gratis; si selecciona el plato 2,  le dan la bebida gratis y si selecciona el plato 3, le dan postre y bebida. Elabore un algoritmo y desarrolle un programa en </w:t>
+            </w:r>
             <w:r>
               <w:rPr>
                 <w:rFonts w:asciiTheme="majorHAnsi" w:hAnsiTheme="majorHAnsi" w:cstheme="majorHAnsi"/>
                 <w:highlight w:val="white"/>
               </w:rPr>
-              <w:t>1,  le</w:t>
-            </w:r>
-            <w:proofErr w:type="gramEnd"/>
+              <w:t>C</w:t>
+            </w:r>
             <w:r>
               <w:rPr>
                 <w:rFonts w:asciiTheme="majorHAnsi" w:hAnsiTheme="majorHAnsi" w:cstheme="majorHAnsi"/>
                 <w:highlight w:val="white"/>
               </w:rPr>
-              <w:t xml:space="preserve"> dan el postre gratis; si selecciona el plato 2,  le dan la bebida gratis y si selecciona el plato 3, le dan postre y bebida. Elabore un algoritmo y desarrolle un programa en </w:t>
-            </w:r>
-            <w:r>
-              <w:rPr>
-                <w:rFonts w:asciiTheme="majorHAnsi" w:hAnsiTheme="majorHAnsi" w:cstheme="majorHAnsi"/>
-                <w:highlight w:val="white"/>
-              </w:rPr>
-              <w:t>C</w:t>
-            </w:r>
-            <w:r>
-              <w:rPr>
-                <w:rFonts w:asciiTheme="majorHAnsi" w:hAnsiTheme="majorHAnsi" w:cstheme="majorHAnsi"/>
-                <w:highlight w:val="white"/>
-              </w:rPr>
-              <w:t xml:space="preserve"> </w:t>
-            </w:r>
-            <w:proofErr w:type="gramStart"/>
-            <w:r>
-              <w:rPr>
-                <w:rFonts w:asciiTheme="majorHAnsi" w:hAnsiTheme="majorHAnsi" w:cstheme="majorHAnsi"/>
-                <w:highlight w:val="white"/>
-              </w:rPr>
-              <w:t>que</w:t>
-            </w:r>
-            <w:proofErr w:type="gramEnd"/>
-            <w:r>
-              <w:rPr>
-                <w:rFonts w:asciiTheme="majorHAnsi" w:hAnsiTheme="majorHAnsi" w:cstheme="majorHAnsi"/>
-                <w:highlight w:val="white"/>
-              </w:rPr>
-              <w:t xml:space="preserve"> dependiendo de la selección del cliente, muestre el obsequio que le da el restaurante.</w:t>
+              <w:t xml:space="preserve"> que dependiendo de la selección del cliente, muestre el obsequio que le da el restaurante.</w:t>
             </w:r>
           </w:p>
         </w:tc>
@@ -1486,13 +1203,15 @@
       <w:pPr>
         <w:rPr>
           <w:rFonts w:asciiTheme="majorHAnsi" w:hAnsiTheme="majorHAnsi" w:cstheme="majorHAnsi"/>
-        </w:rPr>
-      </w:pPr>
-    </w:p>
-    <w:p>
-      <w:pPr>
-        <w:rPr>
-          <w:rFonts w:asciiTheme="majorHAnsi" w:hAnsiTheme="majorHAnsi" w:cstheme="majorHAnsi"/>
+          <w:lang w:val="es-419"/>
+        </w:rPr>
+      </w:pPr>
+    </w:p>
+    <w:p>
+      <w:pPr>
+        <w:rPr>
+          <w:rFonts w:asciiTheme="majorHAnsi" w:hAnsiTheme="majorHAnsi" w:cstheme="majorHAnsi"/>
+          <w:lang w:val="es-419"/>
         </w:rPr>
       </w:pPr>
     </w:p>
@@ -2124,6 +1843,7 @@
       <w:pPr>
         <w:rPr>
           <w:rFonts w:asciiTheme="majorHAnsi" w:hAnsiTheme="majorHAnsi" w:cstheme="majorHAnsi"/>
+          <w:lang w:val="es-419"/>
         </w:rPr>
       </w:pPr>
     </w:p>
@@ -2272,25 +1992,7 @@
                 <w:sz w:val="20"/>
                 <w:lang w:val="es-ES"/>
               </w:rPr>
-              <w:t xml:space="preserve">Copago </w:t>
-            </w:r>
-            <w:proofErr w:type="gramStart"/>
-            <w:r>
-              <w:rPr>
-                <w:rFonts w:asciiTheme="majorHAnsi" w:hAnsiTheme="majorHAnsi" w:cstheme="majorHAnsi"/>
-                <w:sz w:val="20"/>
-                <w:lang w:val="es-ES"/>
-              </w:rPr>
-              <w:t>Servicios  Tipo</w:t>
-            </w:r>
-            <w:proofErr w:type="gramEnd"/>
-            <w:r>
-              <w:rPr>
-                <w:rFonts w:asciiTheme="majorHAnsi" w:hAnsiTheme="majorHAnsi" w:cstheme="majorHAnsi"/>
-                <w:sz w:val="20"/>
-                <w:lang w:val="es-ES"/>
-              </w:rPr>
-              <w:t xml:space="preserve"> 1</w:t>
+              <w:t>Copago Servicios  Tipo 1</w:t>
             </w:r>
           </w:p>
         </w:tc>
@@ -3536,6 +3238,7 @@
       <w:pPr>
         <w:rPr>
           <w:rFonts w:asciiTheme="majorHAnsi" w:hAnsiTheme="majorHAnsi" w:cstheme="majorHAnsi"/>
+          <w:lang w:val="es-419"/>
         </w:rPr>
       </w:pPr>
     </w:p>
@@ -3570,11 +3273,13 @@
         <w:ind w:left="1080"/>
         <w:rPr>
           <w:rFonts w:asciiTheme="majorHAnsi" w:hAnsiTheme="majorHAnsi" w:cstheme="majorHAnsi"/>
-        </w:rPr>
-      </w:pPr>
-      <w:r>
-        <w:rPr>
-          <w:rFonts w:asciiTheme="majorHAnsi" w:hAnsiTheme="majorHAnsi" w:cstheme="majorHAnsi"/>
+          <w:lang w:val="es-419"/>
+        </w:rPr>
+      </w:pPr>
+      <w:r>
+        <w:rPr>
+          <w:rFonts w:asciiTheme="majorHAnsi" w:hAnsiTheme="majorHAnsi" w:cstheme="majorHAnsi"/>
+          <w:lang w:val="es-419"/>
         </w:rPr>
         <w:t>Sábados y Domingos NO son laborables.</w:t>
       </w:r>
@@ -3604,35 +3309,7 @@
           <w:rFonts w:asciiTheme="majorHAnsi" w:hAnsiTheme="majorHAnsi" w:cstheme="majorHAnsi"/>
         </w:rPr>
         <w:lastRenderedPageBreak/>
-        <w:t xml:space="preserve">Un grupo de amigos hace un sorteo semanalmente con pelotas de ping </w:t>
-      </w:r>
-      <w:proofErr w:type="spellStart"/>
-      <w:r>
-        <w:rPr>
-          <w:rFonts w:asciiTheme="majorHAnsi" w:hAnsiTheme="majorHAnsi" w:cstheme="majorHAnsi"/>
-        </w:rPr>
-        <w:t>pong</w:t>
-      </w:r>
-      <w:proofErr w:type="spellEnd"/>
-      <w:r>
-        <w:rPr>
-          <w:rFonts w:asciiTheme="majorHAnsi" w:hAnsiTheme="majorHAnsi" w:cstheme="majorHAnsi"/>
-        </w:rPr>
-        <w:t xml:space="preserve">, para saber quién invita </w:t>
-      </w:r>
-      <w:proofErr w:type="gramStart"/>
-      <w:r>
-        <w:rPr>
-          <w:rFonts w:asciiTheme="majorHAnsi" w:hAnsiTheme="majorHAnsi" w:cstheme="majorHAnsi"/>
-        </w:rPr>
-        <w:t>y  a</w:t>
-      </w:r>
-      <w:proofErr w:type="gramEnd"/>
-      <w:r>
-        <w:rPr>
-          <w:rFonts w:asciiTheme="majorHAnsi" w:hAnsiTheme="majorHAnsi" w:cstheme="majorHAnsi"/>
-        </w:rPr>
-        <w:t xml:space="preserve"> qué la próxima salida. Las opciones dependen del color que sacan en cada bola y son: </w:t>
+        <w:t xml:space="preserve">Un grupo de amigos hace un sorteo semanalmente con pelotas de ping pong, para saber quién invita y  a qué la próxima salida. Las opciones dependen del color que sacan en cada bola y son: </w:t>
       </w:r>
     </w:p>
     <w:p>
@@ -3648,11 +3325,13 @@
         <w:ind w:left="1080"/>
         <w:rPr>
           <w:rFonts w:asciiTheme="majorHAnsi" w:hAnsiTheme="majorHAnsi" w:cstheme="majorHAnsi"/>
-        </w:rPr>
-      </w:pPr>
-      <w:r>
-        <w:rPr>
-          <w:rFonts w:asciiTheme="majorHAnsi" w:hAnsiTheme="majorHAnsi" w:cstheme="majorHAnsi"/>
+          <w:lang w:val="es-419"/>
+        </w:rPr>
+      </w:pPr>
+      <w:r>
+        <w:rPr>
+          <w:rFonts w:asciiTheme="majorHAnsi" w:hAnsiTheme="majorHAnsi" w:cstheme="majorHAnsi"/>
+          <w:lang w:val="es-419"/>
         </w:rPr>
         <w:t>verde: Invita a las cervezas</w:t>
       </w:r>
@@ -3662,11 +3341,13 @@
         <w:ind w:left="1080"/>
         <w:rPr>
           <w:rFonts w:asciiTheme="majorHAnsi" w:hAnsiTheme="majorHAnsi" w:cstheme="majorHAnsi"/>
-        </w:rPr>
-      </w:pPr>
-      <w:r>
-        <w:rPr>
-          <w:rFonts w:asciiTheme="majorHAnsi" w:hAnsiTheme="majorHAnsi" w:cstheme="majorHAnsi"/>
+          <w:lang w:val="es-419"/>
+        </w:rPr>
+      </w:pPr>
+      <w:r>
+        <w:rPr>
+          <w:rFonts w:asciiTheme="majorHAnsi" w:hAnsiTheme="majorHAnsi" w:cstheme="majorHAnsi"/>
+          <w:lang w:val="es-419"/>
         </w:rPr>
         <w:t>azul: Invita a la pizza</w:t>
       </w:r>
@@ -3676,11 +3357,13 @@
         <w:ind w:left="1080"/>
         <w:rPr>
           <w:rFonts w:asciiTheme="majorHAnsi" w:hAnsiTheme="majorHAnsi" w:cstheme="majorHAnsi"/>
-        </w:rPr>
-      </w:pPr>
-      <w:r>
-        <w:rPr>
-          <w:rFonts w:asciiTheme="majorHAnsi" w:hAnsiTheme="majorHAnsi" w:cstheme="majorHAnsi"/>
+          <w:lang w:val="es-419"/>
+        </w:rPr>
+      </w:pPr>
+      <w:r>
+        <w:rPr>
+          <w:rFonts w:asciiTheme="majorHAnsi" w:hAnsiTheme="majorHAnsi" w:cstheme="majorHAnsi"/>
+          <w:lang w:val="es-419"/>
         </w:rPr>
         <w:t>rojo: Invita al postre</w:t>
       </w:r>
@@ -3690,13 +3373,22 @@
         <w:ind w:left="1080"/>
         <w:rPr>
           <w:rFonts w:asciiTheme="majorHAnsi" w:hAnsiTheme="majorHAnsi" w:cstheme="majorHAnsi"/>
-        </w:rPr>
-      </w:pPr>
-      <w:r>
-        <w:rPr>
-          <w:rFonts w:asciiTheme="majorHAnsi" w:hAnsiTheme="majorHAnsi" w:cstheme="majorHAnsi"/>
-        </w:rPr>
-        <w:t>amarillo: paga el parqueadero de todos</w:t>
+          <w:lang w:val="es-419"/>
+        </w:rPr>
+      </w:pPr>
+      <w:r>
+        <w:rPr>
+          <w:rFonts w:asciiTheme="majorHAnsi" w:hAnsiTheme="majorHAnsi" w:cstheme="majorHAnsi"/>
+          <w:lang w:val="es-419"/>
+        </w:rPr>
+        <w:t>blanca</w:t>
+      </w:r>
+      <w:r>
+        <w:rPr>
+          <w:rFonts w:asciiTheme="majorHAnsi" w:hAnsiTheme="majorHAnsi" w:cstheme="majorHAnsi"/>
+          <w:lang w:val="es-419"/>
+        </w:rPr>
+        <w:t>: paga el parqueadero de todos</w:t>
       </w:r>
     </w:p>
     <w:p>
@@ -3712,11 +3404,13 @@
         <w:ind w:left="1080"/>
         <w:rPr>
           <w:rFonts w:asciiTheme="majorHAnsi" w:hAnsiTheme="majorHAnsi" w:cstheme="majorHAnsi"/>
-        </w:rPr>
-      </w:pPr>
-      <w:r>
-        <w:rPr>
-          <w:rFonts w:asciiTheme="majorHAnsi" w:hAnsiTheme="majorHAnsi" w:cstheme="majorHAnsi"/>
+          <w:lang w:val="es-419"/>
+        </w:rPr>
+      </w:pPr>
+      <w:r>
+        <w:rPr>
+          <w:rFonts w:asciiTheme="majorHAnsi" w:hAnsiTheme="majorHAnsi" w:cstheme="majorHAnsi"/>
+          <w:lang w:val="es-419"/>
         </w:rPr>
         <w:t xml:space="preserve">Quien saque otro color, simplemente va y disfruta. </w:t>
       </w:r>
@@ -3734,27 +3428,15 @@
         <w:ind w:left="1080"/>
         <w:rPr>
           <w:rFonts w:asciiTheme="majorHAnsi" w:hAnsiTheme="majorHAnsi" w:cstheme="majorHAnsi"/>
-        </w:rPr>
-      </w:pPr>
-      <w:r>
-        <w:rPr>
-          <w:rFonts w:asciiTheme="majorHAnsi" w:hAnsiTheme="majorHAnsi" w:cstheme="majorHAnsi"/>
-        </w:rPr>
-        <w:t xml:space="preserve">Se necesita un programa que ayude </w:t>
-      </w:r>
-      <w:proofErr w:type="gramStart"/>
-      <w:r>
-        <w:rPr>
-          <w:rFonts w:asciiTheme="majorHAnsi" w:hAnsiTheme="majorHAnsi" w:cstheme="majorHAnsi"/>
-        </w:rPr>
-        <w:t>a</w:t>
-      </w:r>
-      <w:proofErr w:type="gramEnd"/>
-      <w:r>
-        <w:rPr>
-          <w:rFonts w:asciiTheme="majorHAnsi" w:hAnsiTheme="majorHAnsi" w:cstheme="majorHAnsi"/>
-        </w:rPr>
-        <w:t xml:space="preserve"> estos amigos a establecer, de acuerdo a la balota que saque cada usuario, qué le corresponde.</w:t>
+          <w:lang w:val="es-419"/>
+        </w:rPr>
+      </w:pPr>
+      <w:r>
+        <w:rPr>
+          <w:rFonts w:asciiTheme="majorHAnsi" w:hAnsiTheme="majorHAnsi" w:cstheme="majorHAnsi"/>
+          <w:lang w:val="es-419"/>
+        </w:rPr>
+        <w:t>Se necesita un programa que ayude a estos amigos a establecer, de acuerdo a la balota que saque cada usuario, qué le corresponde.</w:t>
       </w:r>
     </w:p>
     <w:p>
@@ -3992,46 +3674,37 @@
         </w:rPr>
         <w:t xml:space="preserve">Solicite al usuario ingrese los siguientes datos en formato numérico: día, mes, año y retorne la fecha en el siguiente formato: </w:t>
       </w:r>
-      <w:proofErr w:type="spellStart"/>
       <w:r>
         <w:rPr>
           <w:rFonts w:asciiTheme="majorHAnsi" w:hAnsiTheme="majorHAnsi" w:cstheme="majorHAnsi"/>
           <w:color w:val="FF0000"/>
         </w:rPr>
-        <w:t>dia</w:t>
-      </w:r>
-      <w:proofErr w:type="spellEnd"/>
+        <w:t xml:space="preserve">dia </w:t>
+      </w:r>
+      <w:r>
+        <w:rPr>
+          <w:rFonts w:asciiTheme="majorHAnsi" w:hAnsiTheme="majorHAnsi" w:cstheme="majorHAnsi"/>
+        </w:rPr>
+        <w:t xml:space="preserve">de </w:t>
+      </w:r>
       <w:r>
         <w:rPr>
           <w:rFonts w:asciiTheme="majorHAnsi" w:hAnsiTheme="majorHAnsi" w:cstheme="majorHAnsi"/>
           <w:color w:val="FF0000"/>
         </w:rPr>
-        <w:t xml:space="preserve"> </w:t>
-      </w:r>
-      <w:r>
-        <w:rPr>
-          <w:rFonts w:asciiTheme="majorHAnsi" w:hAnsiTheme="majorHAnsi" w:cstheme="majorHAnsi"/>
-        </w:rPr>
-        <w:t xml:space="preserve">de </w:t>
+        <w:t>mes en texto</w:t>
+      </w:r>
+      <w:r>
+        <w:rPr>
+          <w:rFonts w:asciiTheme="majorHAnsi" w:hAnsiTheme="majorHAnsi" w:cstheme="majorHAnsi"/>
+        </w:rPr>
+        <w:t xml:space="preserve"> de </w:t>
       </w:r>
       <w:r>
         <w:rPr>
           <w:rFonts w:asciiTheme="majorHAnsi" w:hAnsiTheme="majorHAnsi" w:cstheme="majorHAnsi"/>
           <w:color w:val="FF0000"/>
         </w:rPr>
-        <w:t>mes en texto</w:t>
-      </w:r>
-      <w:r>
-        <w:rPr>
-          <w:rFonts w:asciiTheme="majorHAnsi" w:hAnsiTheme="majorHAnsi" w:cstheme="majorHAnsi"/>
-        </w:rPr>
-        <w:t xml:space="preserve"> de </w:t>
-      </w:r>
-      <w:r>
-        <w:rPr>
-          <w:rFonts w:asciiTheme="majorHAnsi" w:hAnsiTheme="majorHAnsi" w:cstheme="majorHAnsi"/>
-          <w:color w:val="FF0000"/>
-        </w:rPr>
         <w:t>año</w:t>
       </w:r>
       <w:r>
@@ -4054,11 +3727,13 @@
         <w:ind w:left="1080"/>
         <w:rPr>
           <w:rFonts w:asciiTheme="majorHAnsi" w:hAnsiTheme="majorHAnsi" w:cstheme="majorHAnsi"/>
-        </w:rPr>
-      </w:pPr>
-      <w:r>
-        <w:rPr>
-          <w:rFonts w:asciiTheme="majorHAnsi" w:hAnsiTheme="majorHAnsi" w:cstheme="majorHAnsi"/>
+          <w:lang w:val="es-419"/>
+        </w:rPr>
+      </w:pPr>
+      <w:r>
+        <w:rPr>
+          <w:rFonts w:asciiTheme="majorHAnsi" w:hAnsiTheme="majorHAnsi" w:cstheme="majorHAnsi"/>
+          <w:lang w:val="es-419"/>
         </w:rPr>
         <w:t>Por ejemplo, si el usuario ingresa:</w:t>
       </w:r>
@@ -4076,11 +3751,13 @@
         <w:ind w:left="1080"/>
         <w:rPr>
           <w:rFonts w:asciiTheme="majorHAnsi" w:hAnsiTheme="majorHAnsi" w:cstheme="majorHAnsi"/>
-        </w:rPr>
-      </w:pPr>
-      <w:r>
-        <w:rPr>
-          <w:rFonts w:asciiTheme="majorHAnsi" w:hAnsiTheme="majorHAnsi" w:cstheme="majorHAnsi"/>
+          <w:lang w:val="es-419"/>
+        </w:rPr>
+      </w:pPr>
+      <w:r>
+        <w:rPr>
+          <w:rFonts w:asciiTheme="majorHAnsi" w:hAnsiTheme="majorHAnsi" w:cstheme="majorHAnsi"/>
+          <w:lang w:val="es-419"/>
         </w:rPr>
         <w:t>Dia 10</w:t>
       </w:r>
@@ -4090,11 +3767,13 @@
         <w:ind w:left="1080"/>
         <w:rPr>
           <w:rFonts w:asciiTheme="majorHAnsi" w:hAnsiTheme="majorHAnsi" w:cstheme="majorHAnsi"/>
-        </w:rPr>
-      </w:pPr>
-      <w:r>
-        <w:rPr>
-          <w:rFonts w:asciiTheme="majorHAnsi" w:hAnsiTheme="majorHAnsi" w:cstheme="majorHAnsi"/>
+          <w:lang w:val="es-419"/>
+        </w:rPr>
+      </w:pPr>
+      <w:r>
+        <w:rPr>
+          <w:rFonts w:asciiTheme="majorHAnsi" w:hAnsiTheme="majorHAnsi" w:cstheme="majorHAnsi"/>
+          <w:lang w:val="es-419"/>
         </w:rPr>
         <w:t>Mes 12</w:t>
       </w:r>
@@ -4104,11 +3783,13 @@
         <w:ind w:left="1080"/>
         <w:rPr>
           <w:rFonts w:asciiTheme="majorHAnsi" w:hAnsiTheme="majorHAnsi" w:cstheme="majorHAnsi"/>
-        </w:rPr>
-      </w:pPr>
-      <w:r>
-        <w:rPr>
-          <w:rFonts w:asciiTheme="majorHAnsi" w:hAnsiTheme="majorHAnsi" w:cstheme="majorHAnsi"/>
+          <w:lang w:val="es-419"/>
+        </w:rPr>
+      </w:pPr>
+      <w:r>
+        <w:rPr>
+          <w:rFonts w:asciiTheme="majorHAnsi" w:hAnsiTheme="majorHAnsi" w:cstheme="majorHAnsi"/>
+          <w:lang w:val="es-419"/>
         </w:rPr>
         <w:t>Año 2019</w:t>
       </w:r>
@@ -4126,11 +3807,13 @@
         <w:ind w:left="1080"/>
         <w:rPr>
           <w:rFonts w:asciiTheme="majorHAnsi" w:hAnsiTheme="majorHAnsi" w:cstheme="majorHAnsi"/>
-        </w:rPr>
-      </w:pPr>
-      <w:r>
-        <w:rPr>
-          <w:rFonts w:asciiTheme="majorHAnsi" w:hAnsiTheme="majorHAnsi" w:cstheme="majorHAnsi"/>
+          <w:lang w:val="es-419"/>
+        </w:rPr>
+      </w:pPr>
+      <w:r>
+        <w:rPr>
+          <w:rFonts w:asciiTheme="majorHAnsi" w:hAnsiTheme="majorHAnsi" w:cstheme="majorHAnsi"/>
+          <w:lang w:val="es-419"/>
         </w:rPr>
         <w:t xml:space="preserve">El programa debe retornar 10 de Diciembre de 2019. </w:t>
       </w:r>
@@ -4148,27 +3831,15 @@
         <w:ind w:left="1080"/>
         <w:rPr>
           <w:rFonts w:asciiTheme="majorHAnsi" w:hAnsiTheme="majorHAnsi" w:cstheme="majorHAnsi"/>
-        </w:rPr>
-      </w:pPr>
-      <w:r>
-        <w:rPr>
-          <w:rFonts w:asciiTheme="majorHAnsi" w:hAnsiTheme="majorHAnsi" w:cstheme="majorHAnsi"/>
-        </w:rPr>
-        <w:t xml:space="preserve">Cuando el usuario ingrese la información, el programa debe controlar que los años no sean inferiores a 1950 ni mayores a 2020, los meses estén entre 1 Y 12 y para cada mes, dentro de las opciones de la lista de </w:t>
-      </w:r>
-      <w:proofErr w:type="gramStart"/>
-      <w:r>
-        <w:rPr>
-          <w:rFonts w:asciiTheme="majorHAnsi" w:hAnsiTheme="majorHAnsi" w:cstheme="majorHAnsi"/>
-        </w:rPr>
-        <w:t>comparación,  los</w:t>
-      </w:r>
-      <w:proofErr w:type="gramEnd"/>
-      <w:r>
-        <w:rPr>
-          <w:rFonts w:asciiTheme="majorHAnsi" w:hAnsiTheme="majorHAnsi" w:cstheme="majorHAnsi"/>
-        </w:rPr>
-        <w:t xml:space="preserve"> días correctos:</w:t>
+          <w:lang w:val="es-419"/>
+        </w:rPr>
+      </w:pPr>
+      <w:r>
+        <w:rPr>
+          <w:rFonts w:asciiTheme="majorHAnsi" w:hAnsiTheme="majorHAnsi" w:cstheme="majorHAnsi"/>
+          <w:lang w:val="es-419"/>
+        </w:rPr>
+        <w:t>Cuando el usuario ingrese la información, el programa debe controlar que los años no sean inferiores a 1950 ni mayores a 2020, los meses estén entre 1 Y 12 y para cada mes, dentro de las opciones de la lista de comparación,  los días correctos:</w:t>
       </w:r>
     </w:p>
     <w:p>
@@ -4184,11 +3855,13 @@
         <w:ind w:left="1080"/>
         <w:rPr>
           <w:rFonts w:asciiTheme="majorHAnsi" w:hAnsiTheme="majorHAnsi" w:cstheme="majorHAnsi"/>
-        </w:rPr>
-      </w:pPr>
-      <w:r>
-        <w:rPr>
-          <w:rFonts w:asciiTheme="majorHAnsi" w:hAnsiTheme="majorHAnsi" w:cstheme="majorHAnsi"/>
+          <w:lang w:val="es-419"/>
+        </w:rPr>
+      </w:pPr>
+      <w:r>
+        <w:rPr>
+          <w:rFonts w:asciiTheme="majorHAnsi" w:hAnsiTheme="majorHAnsi" w:cstheme="majorHAnsi"/>
+          <w:lang w:val="es-419"/>
         </w:rPr>
         <w:t>Enero entre 1 y 31</w:t>
       </w:r>
@@ -4198,11 +3871,13 @@
         <w:ind w:left="1080"/>
         <w:rPr>
           <w:rFonts w:asciiTheme="majorHAnsi" w:hAnsiTheme="majorHAnsi" w:cstheme="majorHAnsi"/>
-        </w:rPr>
-      </w:pPr>
-      <w:r>
-        <w:rPr>
-          <w:rFonts w:asciiTheme="majorHAnsi" w:hAnsiTheme="majorHAnsi" w:cstheme="majorHAnsi"/>
+          <w:lang w:val="es-419"/>
+        </w:rPr>
+      </w:pPr>
+      <w:r>
+        <w:rPr>
+          <w:rFonts w:asciiTheme="majorHAnsi" w:hAnsiTheme="majorHAnsi" w:cstheme="majorHAnsi"/>
+          <w:lang w:val="es-419"/>
         </w:rPr>
         <w:t>Febrero entre 1 y 29</w:t>
       </w:r>
@@ -4212,11 +3887,13 @@
         <w:ind w:left="1080"/>
         <w:rPr>
           <w:rFonts w:asciiTheme="majorHAnsi" w:hAnsiTheme="majorHAnsi" w:cstheme="majorHAnsi"/>
-        </w:rPr>
-      </w:pPr>
-      <w:r>
-        <w:rPr>
-          <w:rFonts w:asciiTheme="majorHAnsi" w:hAnsiTheme="majorHAnsi" w:cstheme="majorHAnsi"/>
+          <w:lang w:val="es-419"/>
+        </w:rPr>
+      </w:pPr>
+      <w:r>
+        <w:rPr>
+          <w:rFonts w:asciiTheme="majorHAnsi" w:hAnsiTheme="majorHAnsi" w:cstheme="majorHAnsi"/>
+          <w:lang w:val="es-419"/>
         </w:rPr>
         <w:t>Marzo entre 1 y 31</w:t>
       </w:r>
@@ -4226,11 +3903,13 @@
         <w:ind w:left="1080"/>
         <w:rPr>
           <w:rFonts w:asciiTheme="majorHAnsi" w:hAnsiTheme="majorHAnsi" w:cstheme="majorHAnsi"/>
-        </w:rPr>
-      </w:pPr>
-      <w:r>
-        <w:rPr>
-          <w:rFonts w:asciiTheme="majorHAnsi" w:hAnsiTheme="majorHAnsi" w:cstheme="majorHAnsi"/>
+          <w:lang w:val="es-419"/>
+        </w:rPr>
+      </w:pPr>
+      <w:r>
+        <w:rPr>
+          <w:rFonts w:asciiTheme="majorHAnsi" w:hAnsiTheme="majorHAnsi" w:cstheme="majorHAnsi"/>
+          <w:lang w:val="es-419"/>
         </w:rPr>
         <w:t>Abril entre 1 y 30</w:t>
       </w:r>
@@ -4240,11 +3919,13 @@
         <w:ind w:left="1080"/>
         <w:rPr>
           <w:rFonts w:asciiTheme="majorHAnsi" w:hAnsiTheme="majorHAnsi" w:cstheme="majorHAnsi"/>
-        </w:rPr>
-      </w:pPr>
-      <w:r>
-        <w:rPr>
-          <w:rFonts w:asciiTheme="majorHAnsi" w:hAnsiTheme="majorHAnsi" w:cstheme="majorHAnsi"/>
+          <w:lang w:val="es-419"/>
+        </w:rPr>
+      </w:pPr>
+      <w:r>
+        <w:rPr>
+          <w:rFonts w:asciiTheme="majorHAnsi" w:hAnsiTheme="majorHAnsi" w:cstheme="majorHAnsi"/>
+          <w:lang w:val="es-419"/>
         </w:rPr>
         <w:t>Mayo entre 1 y 31</w:t>
       </w:r>
@@ -4254,11 +3935,13 @@
         <w:ind w:left="1080"/>
         <w:rPr>
           <w:rFonts w:asciiTheme="majorHAnsi" w:hAnsiTheme="majorHAnsi" w:cstheme="majorHAnsi"/>
-        </w:rPr>
-      </w:pPr>
-      <w:r>
-        <w:rPr>
-          <w:rFonts w:asciiTheme="majorHAnsi" w:hAnsiTheme="majorHAnsi" w:cstheme="majorHAnsi"/>
+          <w:lang w:val="es-419"/>
+        </w:rPr>
+      </w:pPr>
+      <w:r>
+        <w:rPr>
+          <w:rFonts w:asciiTheme="majorHAnsi" w:hAnsiTheme="majorHAnsi" w:cstheme="majorHAnsi"/>
+          <w:lang w:val="es-419"/>
         </w:rPr>
         <w:t>Junio entre 1 y 30</w:t>
       </w:r>
@@ -4268,11 +3951,13 @@
         <w:ind w:left="1080"/>
         <w:rPr>
           <w:rFonts w:asciiTheme="majorHAnsi" w:hAnsiTheme="majorHAnsi" w:cstheme="majorHAnsi"/>
-        </w:rPr>
-      </w:pPr>
-      <w:r>
-        <w:rPr>
-          <w:rFonts w:asciiTheme="majorHAnsi" w:hAnsiTheme="majorHAnsi" w:cstheme="majorHAnsi"/>
+          <w:lang w:val="es-419"/>
+        </w:rPr>
+      </w:pPr>
+      <w:r>
+        <w:rPr>
+          <w:rFonts w:asciiTheme="majorHAnsi" w:hAnsiTheme="majorHAnsi" w:cstheme="majorHAnsi"/>
+          <w:lang w:val="es-419"/>
         </w:rPr>
         <w:t>Julio entre 1 y 31</w:t>
       </w:r>
@@ -4282,11 +3967,13 @@
         <w:ind w:left="1080"/>
         <w:rPr>
           <w:rFonts w:asciiTheme="majorHAnsi" w:hAnsiTheme="majorHAnsi" w:cstheme="majorHAnsi"/>
-        </w:rPr>
-      </w:pPr>
-      <w:r>
-        <w:rPr>
-          <w:rFonts w:asciiTheme="majorHAnsi" w:hAnsiTheme="majorHAnsi" w:cstheme="majorHAnsi"/>
+          <w:lang w:val="es-419"/>
+        </w:rPr>
+      </w:pPr>
+      <w:r>
+        <w:rPr>
+          <w:rFonts w:asciiTheme="majorHAnsi" w:hAnsiTheme="majorHAnsi" w:cstheme="majorHAnsi"/>
+          <w:lang w:val="es-419"/>
         </w:rPr>
         <w:t>Agosto entre 1 y 31</w:t>
       </w:r>
@@ -4296,11 +3983,13 @@
         <w:ind w:left="1080"/>
         <w:rPr>
           <w:rFonts w:asciiTheme="majorHAnsi" w:hAnsiTheme="majorHAnsi" w:cstheme="majorHAnsi"/>
-        </w:rPr>
-      </w:pPr>
-      <w:r>
-        <w:rPr>
-          <w:rFonts w:asciiTheme="majorHAnsi" w:hAnsiTheme="majorHAnsi" w:cstheme="majorHAnsi"/>
+          <w:lang w:val="es-419"/>
+        </w:rPr>
+      </w:pPr>
+      <w:r>
+        <w:rPr>
+          <w:rFonts w:asciiTheme="majorHAnsi" w:hAnsiTheme="majorHAnsi" w:cstheme="majorHAnsi"/>
+          <w:lang w:val="es-419"/>
         </w:rPr>
         <w:t>Septiembre entre 1 y 30</w:t>
       </w:r>
@@ -4310,11 +3999,13 @@
         <w:ind w:left="1080"/>
         <w:rPr>
           <w:rFonts w:asciiTheme="majorHAnsi" w:hAnsiTheme="majorHAnsi" w:cstheme="majorHAnsi"/>
-        </w:rPr>
-      </w:pPr>
-      <w:r>
-        <w:rPr>
-          <w:rFonts w:asciiTheme="majorHAnsi" w:hAnsiTheme="majorHAnsi" w:cstheme="majorHAnsi"/>
+          <w:lang w:val="es-419"/>
+        </w:rPr>
+      </w:pPr>
+      <w:r>
+        <w:rPr>
+          <w:rFonts w:asciiTheme="majorHAnsi" w:hAnsiTheme="majorHAnsi" w:cstheme="majorHAnsi"/>
+          <w:lang w:val="es-419"/>
         </w:rPr>
         <w:t>Octubre entre 1 y 31</w:t>
       </w:r>
@@ -4324,11 +4015,13 @@
         <w:ind w:left="1080"/>
         <w:rPr>
           <w:rFonts w:asciiTheme="majorHAnsi" w:hAnsiTheme="majorHAnsi" w:cstheme="majorHAnsi"/>
-        </w:rPr>
-      </w:pPr>
-      <w:r>
-        <w:rPr>
-          <w:rFonts w:asciiTheme="majorHAnsi" w:hAnsiTheme="majorHAnsi" w:cstheme="majorHAnsi"/>
+          <w:lang w:val="es-419"/>
+        </w:rPr>
+      </w:pPr>
+      <w:r>
+        <w:rPr>
+          <w:rFonts w:asciiTheme="majorHAnsi" w:hAnsiTheme="majorHAnsi" w:cstheme="majorHAnsi"/>
+          <w:lang w:val="es-419"/>
         </w:rPr>
         <w:t>Noviembre entre 1 y 30</w:t>
       </w:r>
@@ -4338,11 +4031,13 @@
         <w:ind w:left="1080"/>
         <w:rPr>
           <w:rFonts w:asciiTheme="majorHAnsi" w:hAnsiTheme="majorHAnsi" w:cstheme="majorHAnsi"/>
-        </w:rPr>
-      </w:pPr>
-      <w:r>
-        <w:rPr>
-          <w:rFonts w:asciiTheme="majorHAnsi" w:hAnsiTheme="majorHAnsi" w:cstheme="majorHAnsi"/>
+          <w:lang w:val="es-419"/>
+        </w:rPr>
+      </w:pPr>
+      <w:r>
+        <w:rPr>
+          <w:rFonts w:asciiTheme="majorHAnsi" w:hAnsiTheme="majorHAnsi" w:cstheme="majorHAnsi"/>
+          <w:lang w:val="es-419"/>
         </w:rPr>
         <w:t>Diciembre entre 1 y 31</w:t>
       </w:r>
@@ -4386,11 +4081,13 @@
         <w:ind w:left="1080"/>
         <w:rPr>
           <w:rFonts w:asciiTheme="majorHAnsi" w:hAnsiTheme="majorHAnsi" w:cstheme="majorHAnsi"/>
-        </w:rPr>
-      </w:pPr>
-      <w:r>
-        <w:rPr>
-          <w:rFonts w:asciiTheme="majorHAnsi" w:hAnsiTheme="majorHAnsi" w:cstheme="majorHAnsi"/>
+          <w:lang w:val="es-419"/>
+        </w:rPr>
+      </w:pPr>
+      <w:r>
+        <w:rPr>
+          <w:rFonts w:asciiTheme="majorHAnsi" w:hAnsiTheme="majorHAnsi" w:cstheme="majorHAnsi"/>
+          <w:lang w:val="es-419"/>
         </w:rPr>
         <w:t xml:space="preserve">Para esta oportunidad han decidido que los números pares obtendrán una bonificación del 12% del bono y si son impares una bonificación del 16.5% del bono. </w:t>
       </w:r>
@@ -4408,11 +4105,13 @@
         <w:ind w:left="1080"/>
         <w:rPr>
           <w:rFonts w:asciiTheme="majorHAnsi" w:hAnsiTheme="majorHAnsi" w:cstheme="majorHAnsi"/>
-        </w:rPr>
-      </w:pPr>
-      <w:r>
-        <w:rPr>
-          <w:rFonts w:asciiTheme="majorHAnsi" w:hAnsiTheme="majorHAnsi" w:cstheme="majorHAnsi"/>
+          <w:lang w:val="es-419"/>
+        </w:rPr>
+      </w:pPr>
+      <w:r>
+        <w:rPr>
+          <w:rFonts w:asciiTheme="majorHAnsi" w:hAnsiTheme="majorHAnsi" w:cstheme="majorHAnsi"/>
+          <w:lang w:val="es-419"/>
         </w:rPr>
         <w:t>El bono se calcula as: el valor de la hora por * 8.5 horas que tiene un día y por 24 días que dan de bono más el porcentaje del bono adicional.</w:t>
       </w:r>
@@ -4430,11 +4129,13 @@
         <w:ind w:left="1080"/>
         <w:rPr>
           <w:rFonts w:asciiTheme="majorHAnsi" w:hAnsiTheme="majorHAnsi" w:cstheme="majorHAnsi"/>
-        </w:rPr>
-      </w:pPr>
-      <w:r>
-        <w:rPr>
-          <w:rFonts w:asciiTheme="majorHAnsi" w:hAnsiTheme="majorHAnsi" w:cstheme="majorHAnsi"/>
+          <w:lang w:val="es-419"/>
+        </w:rPr>
+      </w:pPr>
+      <w:r>
+        <w:rPr>
+          <w:rFonts w:asciiTheme="majorHAnsi" w:hAnsiTheme="majorHAnsi" w:cstheme="majorHAnsi"/>
+          <w:lang w:val="es-419"/>
         </w:rPr>
         <w:t>Si me gano por hora 25.000 el valor del bono sería: 25.000 * 8.5 * 24* 1.12 (suponiendo que mi número es par) o *1.165 (suponiendo que mi número es impar)</w:t>
       </w:r>
@@ -4452,27 +4153,15 @@
         <w:ind w:left="1080"/>
         <w:rPr>
           <w:rFonts w:asciiTheme="majorHAnsi" w:hAnsiTheme="majorHAnsi" w:cstheme="majorHAnsi"/>
-        </w:rPr>
-      </w:pPr>
-      <w:r>
-        <w:rPr>
-          <w:rFonts w:asciiTheme="majorHAnsi" w:hAnsiTheme="majorHAnsi" w:cstheme="majorHAnsi"/>
-        </w:rPr>
-        <w:t xml:space="preserve">Solicite al usuario la información del último dígito de su </w:t>
-      </w:r>
-      <w:proofErr w:type="gramStart"/>
-      <w:r>
-        <w:rPr>
-          <w:rFonts w:asciiTheme="majorHAnsi" w:hAnsiTheme="majorHAnsi" w:cstheme="majorHAnsi"/>
-        </w:rPr>
-        <w:t>ID,  así</w:t>
-      </w:r>
-      <w:proofErr w:type="gramEnd"/>
-      <w:r>
-        <w:rPr>
-          <w:rFonts w:asciiTheme="majorHAnsi" w:hAnsiTheme="majorHAnsi" w:cstheme="majorHAnsi"/>
-        </w:rPr>
-        <w:t xml:space="preserve"> como el valor de su hora y calcule cuánto valdrá el valor final del bono y escríbalo.</w:t>
+          <w:lang w:val="es-419"/>
+        </w:rPr>
+      </w:pPr>
+      <w:r>
+        <w:rPr>
+          <w:rFonts w:asciiTheme="majorHAnsi" w:hAnsiTheme="majorHAnsi" w:cstheme="majorHAnsi"/>
+          <w:lang w:val="es-419"/>
+        </w:rPr>
+        <w:t>Solicite al usuario la información del último dígito de su ID,  así como el valor de su hora y calcule cuánto valdrá el valor final del bono y escríbalo.</w:t>
       </w:r>
     </w:p>
     <w:p>
@@ -4540,6 +4229,7 @@
       <w:pPr>
         <w:rPr>
           <w:rFonts w:asciiTheme="majorHAnsi" w:hAnsiTheme="majorHAnsi" w:cstheme="majorHAnsi"/>
+          <w:lang w:val="es-419"/>
         </w:rPr>
       </w:pPr>
     </w:p>
